--- a/Applied-Research Project/03-Literature-Review/04_Literature_Drafts/Literature Review Draft 1.docx
+++ b/Applied-Research Project/03-Literature-Review/04_Literature_Drafts/Literature Review Draft 1.docx
@@ -2,9 +2,18 @@
 <file path=word/document.xml><?xml version="1.0" encoding="utf-8"?>
 <w:document xmlns:wpc="http://schemas.microsoft.com/office/word/2010/wordprocessingCanvas" xmlns:cx="http://schemas.microsoft.com/office/drawing/2014/chartex" xmlns:cx1="http://schemas.microsoft.com/office/drawing/2015/9/8/chartex" xmlns:cx2="http://schemas.microsoft.com/office/drawing/2015/10/21/chartex" xmlns:cx3="http://schemas.microsoft.com/office/drawing/2016/5/9/chartex" xmlns:cx4="http://schemas.microsoft.com/office/drawing/2016/5/10/chartex" xmlns:cx5="http://schemas.microsoft.com/office/drawing/2016/5/11/chartex" xmlns:cx6="http://schemas.microsoft.com/office/drawing/2016/5/12/chartex" xmlns:cx7="http://schemas.microsoft.com/office/drawing/2016/5/13/chartex" xmlns:cx8="http://schemas.microsoft.com/office/drawing/2016/5/14/chartex" xmlns:mc="http://schemas.openxmlformats.org/markup-compatibility/2006" xmlns:aink="http://schemas.microsoft.com/office/drawing/2016/ink" xmlns:am3d="http://schemas.microsoft.com/office/drawing/2017/model3d" xmlns:o="urn:schemas-microsoft-com:office:office" xmlns:oel="http://schemas.microsoft.com/office/2019/extlst" xmlns:r="http://schemas.openxmlformats.org/officeDocument/2006/relationships" xmlns:m="http://schemas.openxmlformats.org/officeDocument/2006/math" xmlns:v="urn:schemas-microsoft-com:vml" xmlns:wp14="http://schemas.microsoft.com/office/word/2010/wordprocessingDrawing" xmlns:wp="http://schemas.openxmlformats.org/drawingml/2006/wordprocessingDrawing" xmlns:w10="urn:schemas-microsoft-com:office:word" xmlns:w="http://schemas.openxmlformats.org/wordprocessingml/2006/main" xmlns:w14="http://schemas.microsoft.com/office/word/2010/wordml" xmlns:w15="http://schemas.microsoft.com/office/word/2012/wordml" xmlns:w16cei="http://schemas.microsoft.com/office/word/2026/wordml/cei" xmlns:w16cex="http://schemas.microsoft.com/office/word/2018/wordml/cex" xmlns:w16cid="http://schemas.microsoft.com/office/word/2016/wordml/cid" xmlns:w16="http://schemas.microsoft.com/office/word/2018/wordml" xmlns:w16du="http://schemas.microsoft.com/office/word/2023/wordml/word16du" xmlns:w16sdtdh="http://schemas.microsoft.com/office/word/2020/wordml/sdtdatahash" xmlns:w16sdtfl="http://schemas.microsoft.com/office/word/2024/wordml/sdtformatlock" xmlns:w16se="http://schemas.microsoft.com/office/word/2015/wordml/symex" xmlns:wpg="http://schemas.microsoft.com/office/word/2010/wordprocessingGroup" xmlns:wpi="http://schemas.microsoft.com/office/word/2010/wordprocessingInk" xmlns:wne="http://schemas.microsoft.com/office/word/2006/wordml" xmlns:wps="http://schemas.microsoft.com/office/word/2010/wordprocessingShape" mc:Ignorable="w14 w15 w16se w16cid w16 w16cex w16sdtdh w16sdtfl w16du wp14">
   <w:body>
-    <w:p/>
+    <w:p>
+      <w:pPr>
+        <w:rPr>
+          <w:rFonts w:ascii="Calibri" w:hAnsi="Calibri" w:cs="Calibri"/>
+        </w:rPr>
+      </w:pPr>
+    </w:p>
     <w:sdt>
       <w:sdtPr>
+        <w:rPr>
+          <w:rFonts w:ascii="Calibri" w:hAnsi="Calibri" w:cs="Calibri"/>
+        </w:rPr>
         <w:id w:val="-932284220"/>
         <w:docPartObj>
           <w:docPartGallery w:val="Cover Pages"/>
@@ -13,8 +22,14 @@
       </w:sdtPr>
       <w:sdtContent>
         <w:p>
+          <w:pPr>
+            <w:rPr>
+              <w:rFonts w:ascii="Calibri" w:hAnsi="Calibri" w:cs="Calibri"/>
+            </w:rPr>
+          </w:pPr>
           <w:r>
             <w:rPr>
+              <w:rFonts w:ascii="Calibri" w:hAnsi="Calibri" w:cs="Calibri"/>
               <w:noProof/>
             </w:rPr>
             <mc:AlternateContent>
@@ -282,7 +297,13 @@
             </mc:AlternateContent>
           </w:r>
         </w:p>
-        <w:p/>
+        <w:p>
+          <w:pPr>
+            <w:rPr>
+              <w:rFonts w:ascii="Calibri" w:hAnsi="Calibri" w:cs="Calibri"/>
+            </w:rPr>
+          </w:pPr>
+        </w:p>
       </w:sdtContent>
     </w:sdt>
     <w:p>
@@ -990,11 +1011,22 @@
         </w:tc>
       </w:tr>
     </w:tbl>
-    <w:p/>
-    <w:p>
-      <w:r>
-        <w:rPr>
-          <w:rFonts w:ascii="Georgia" w:eastAsia="Georgia" w:hAnsi="Georgia"/>
+    <w:p>
+      <w:pPr>
+        <w:rPr>
+          <w:rFonts w:ascii="Calibri" w:hAnsi="Calibri" w:cs="Calibri"/>
+        </w:rPr>
+      </w:pPr>
+    </w:p>
+    <w:p>
+      <w:pPr>
+        <w:rPr>
+          <w:rFonts w:ascii="Calibri" w:hAnsi="Calibri" w:cs="Calibri"/>
+        </w:rPr>
+      </w:pPr>
+      <w:r>
+        <w:rPr>
+          <w:rFonts w:ascii="Calibri" w:eastAsia="Georgia" w:hAnsi="Calibri" w:cs="Calibri"/>
           <w:b/>
           <w:noProof/>
           <w:color w:val="0A2B5E"/>
@@ -1057,26 +1089,56 @@
         </w:drawing>
       </w:r>
       <w:r>
+        <w:rPr>
+          <w:rFonts w:ascii="Calibri" w:hAnsi="Calibri" w:cs="Calibri"/>
+        </w:rPr>
         <w:tab/>
       </w:r>
       <w:r>
+        <w:rPr>
+          <w:rFonts w:ascii="Calibri" w:hAnsi="Calibri" w:cs="Calibri"/>
+        </w:rPr>
         <w:tab/>
       </w:r>
       <w:r>
+        <w:rPr>
+          <w:rFonts w:ascii="Calibri" w:hAnsi="Calibri" w:cs="Calibri"/>
+        </w:rPr>
         <w:tab/>
       </w:r>
       <w:r>
+        <w:rPr>
+          <w:rFonts w:ascii="Calibri" w:hAnsi="Calibri" w:cs="Calibri"/>
+        </w:rPr>
         <w:tab/>
       </w:r>
       <w:r>
+        <w:rPr>
+          <w:rFonts w:ascii="Calibri" w:hAnsi="Calibri" w:cs="Calibri"/>
+        </w:rPr>
         <w:tab/>
       </w:r>
       <w:r>
+        <w:rPr>
+          <w:rFonts w:ascii="Calibri" w:hAnsi="Calibri" w:cs="Calibri"/>
+        </w:rPr>
         <w:tab/>
       </w:r>
     </w:p>
-    <w:p/>
-    <w:p/>
+    <w:p>
+      <w:pPr>
+        <w:rPr>
+          <w:rFonts w:ascii="Calibri" w:hAnsi="Calibri" w:cs="Calibri"/>
+        </w:rPr>
+      </w:pPr>
+    </w:p>
+    <w:p>
+      <w:pPr>
+        <w:rPr>
+          <w:rFonts w:ascii="Calibri" w:hAnsi="Calibri" w:cs="Calibri"/>
+        </w:rPr>
+      </w:pPr>
+    </w:p>
     <w:tbl>
       <w:tblPr>
         <w:tblW w:w="9178" w:type="dxa"/>
@@ -2413,22 +2475,192 @@
       </w:pPr>
     </w:p>
     <w:p>
-      <w:r>
+      <w:pPr>
+        <w:rPr>
+          <w:rFonts w:ascii="Calibri" w:hAnsi="Calibri" w:cs="Calibri"/>
+        </w:rPr>
+      </w:pPr>
+    </w:p>
+    <w:p>
+      <w:pPr>
+        <w:rPr>
+          <w:rFonts w:ascii="Calibri" w:hAnsi="Calibri" w:cs="Calibri"/>
+          <w:b/>
+          <w:bCs/>
+          <w:sz w:val="28"/>
+          <w:szCs w:val="28"/>
+          <w:u w:val="single"/>
+        </w:rPr>
+      </w:pPr>
+      <w:r>
+        <w:rPr>
+          <w:rFonts w:ascii="Calibri" w:hAnsi="Calibri" w:cs="Calibri"/>
+          <w:b/>
+          <w:bCs/>
+          <w:sz w:val="28"/>
+          <w:szCs w:val="28"/>
+          <w:u w:val="single"/>
+        </w:rPr>
         <w:lastRenderedPageBreak/>
-        <w:t>The findings from previous studies suggests</w:t>
-      </w:r>
-      <w:r>
-        <w:t xml:space="preserve"> that Artificial Intelligence and Large Language Models are beginning to play a larger role within Security Operations Centres</w:t>
-      </w:r>
-      <w:r>
-        <w:t xml:space="preserve">, </w:t>
-      </w:r>
-      <w:r>
-        <w:t>particularly in areas such as log analysis, alert triage and incident investigation. However, most current systems still depend on human oversight.</w:t>
-      </w:r>
-      <w:r>
-        <w:rPr>
-          <w:rFonts w:ascii="Times New Roman" w:eastAsia="Times New Roman" w:hAnsi="Times New Roman" w:cs="Times New Roman"/>
+        <w:t>2.</w:t>
+      </w:r>
+      <w:r>
+        <w:rPr>
+          <w:rFonts w:ascii="Calibri" w:hAnsi="Calibri" w:cs="Calibri"/>
+          <w:b/>
+          <w:bCs/>
+          <w:sz w:val="28"/>
+          <w:szCs w:val="28"/>
+          <w:u w:val="single"/>
+        </w:rPr>
+        <w:t>1</w:t>
+      </w:r>
+      <w:r>
+        <w:rPr>
+          <w:rFonts w:ascii="Calibri" w:hAnsi="Calibri" w:cs="Calibri"/>
+          <w:b/>
+          <w:bCs/>
+          <w:sz w:val="28"/>
+          <w:szCs w:val="28"/>
+          <w:u w:val="single"/>
+        </w:rPr>
+        <w:t xml:space="preserve"> </w:t>
+      </w:r>
+      <w:r>
+        <w:rPr>
+          <w:rFonts w:ascii="Calibri" w:hAnsi="Calibri" w:cs="Calibri"/>
+          <w:b/>
+          <w:bCs/>
+          <w:sz w:val="28"/>
+          <w:szCs w:val="28"/>
+          <w:u w:val="single"/>
+        </w:rPr>
+        <w:t>Artificial Intelligence and LLMs in SOCs</w:t>
+      </w:r>
+    </w:p>
+    <w:p>
+      <w:pPr>
+        <w:rPr>
+          <w:rFonts w:ascii="Calibri" w:hAnsi="Calibri" w:cs="Calibri"/>
+        </w:rPr>
+      </w:pPr>
+      <w:r>
+        <w:rPr>
+          <w:rFonts w:ascii="Calibri" w:hAnsi="Calibri" w:cs="Calibri"/>
+        </w:rPr>
+        <w:t xml:space="preserve">The growing use of Large Language Models within Security Operations Centres reflects a wider shift towards using Artificial Intelligence to support security monitoring and investigation tasks. Recent studies show that LLMs can assist with activities such as analysing large volumes of log data, interpreting alerts, summarising incidents and identifying relationships between different sources of security evidence. Cadet et al. (2026), for example, demonstrates how LLM-based approaches can support the reconstruction of incidents from multiple log sources, while Eilertsen et al. (2026) explores more agentic workflows in which LLMs take a more active role in the investigation process. In my view, this represents an important development because it suggests that LLMs are moving beyond simple summarisation and towards </w:t>
+      </w:r>
+      <w:r>
+        <w:rPr>
+          <w:rFonts w:ascii="Calibri" w:hAnsi="Calibri" w:cs="Calibri"/>
+        </w:rPr>
+        <w:t>a more complex role in the investigation process</w:t>
+      </w:r>
+      <w:r>
+        <w:rPr>
+          <w:rFonts w:ascii="Calibri" w:hAnsi="Calibri" w:cs="Calibri"/>
+        </w:rPr>
+        <w:t>. Kramer et al. (2025) provides further practical evidence of this growing role, as LLMs were used across 50 real-world security incidents to support analysts during investigation tasks. However, the studies differ in the level of responsibility given to the LLM, making it difficult to directly compare how capable these systems are under different levels of human control</w:t>
+      </w:r>
+      <w:r>
+        <w:rPr>
+          <w:rFonts w:ascii="Calibri" w:hAnsi="Calibri" w:cs="Calibri"/>
+        </w:rPr>
+        <w:t xml:space="preserve"> and experience</w:t>
+      </w:r>
+      <w:r>
+        <w:rPr>
+          <w:rFonts w:ascii="Calibri" w:hAnsi="Calibri" w:cs="Calibri"/>
+        </w:rPr>
+        <w:t xml:space="preserve">. This is an important limitation in the current literature, as demonstrating that an LLM can assist with parts of an investigation does not necessarily demonstrate that it can independently interpret the available evidence and reach reliable conclusions. Therefore, although the literature provides growing evidence that LLMs can add value within SOC environments, their actual level of </w:t>
+      </w:r>
+      <w:r>
+        <w:rPr>
+          <w:rFonts w:ascii="Calibri" w:hAnsi="Calibri" w:cs="Calibri"/>
+        </w:rPr>
+        <w:t xml:space="preserve">their </w:t>
+      </w:r>
+      <w:r>
+        <w:rPr>
+          <w:rFonts w:ascii="Calibri" w:hAnsi="Calibri" w:cs="Calibri"/>
+        </w:rPr>
+        <w:t xml:space="preserve">investigative </w:t>
+      </w:r>
+      <w:r>
+        <w:rPr>
+          <w:rFonts w:ascii="Calibri" w:hAnsi="Calibri" w:cs="Calibri"/>
+        </w:rPr>
+        <w:t>skills</w:t>
+      </w:r>
+      <w:r>
+        <w:rPr>
+          <w:rFonts w:ascii="Calibri" w:hAnsi="Calibri" w:cs="Calibri"/>
+        </w:rPr>
+        <w:t xml:space="preserve"> remains dependent on how much autonomy they are given</w:t>
+      </w:r>
+      <w:r>
+        <w:rPr>
+          <w:rFonts w:ascii="Calibri" w:hAnsi="Calibri" w:cs="Calibri"/>
+        </w:rPr>
+        <w:t xml:space="preserve"> along with the level of human oversight. </w:t>
+      </w:r>
+    </w:p>
+    <w:p>
+      <w:pPr>
+        <w:rPr>
+          <w:rFonts w:ascii="Calibri" w:hAnsi="Calibri" w:cs="Calibri"/>
+          <w:b/>
+          <w:bCs/>
+          <w:sz w:val="28"/>
+          <w:szCs w:val="28"/>
+          <w:u w:val="single"/>
+        </w:rPr>
+      </w:pPr>
+      <w:r>
+        <w:rPr>
+          <w:rFonts w:ascii="Calibri" w:hAnsi="Calibri" w:cs="Calibri"/>
+          <w:b/>
+          <w:bCs/>
+          <w:sz w:val="28"/>
+          <w:szCs w:val="28"/>
+          <w:u w:val="single"/>
+        </w:rPr>
+        <w:t>2.2 Human-Assisted and Autonomous LLM Investigation</w:t>
+      </w:r>
+    </w:p>
+    <w:p>
+      <w:pPr>
+        <w:rPr>
+          <w:rFonts w:ascii="Calibri" w:hAnsi="Calibri" w:cs="Calibri"/>
+        </w:rPr>
+      </w:pPr>
+      <w:r>
+        <w:rPr>
+          <w:rFonts w:ascii="Calibri" w:hAnsi="Calibri" w:cs="Calibri"/>
+        </w:rPr>
+        <w:t>Most</w:t>
+      </w:r>
+      <w:r>
+        <w:rPr>
+          <w:rFonts w:ascii="Calibri" w:hAnsi="Calibri" w:cs="Calibri"/>
+        </w:rPr>
+        <w:t xml:space="preserve"> current</w:t>
+      </w:r>
+      <w:r>
+        <w:rPr>
+          <w:rFonts w:ascii="Calibri" w:hAnsi="Calibri" w:cs="Calibri"/>
+        </w:rPr>
+        <w:t xml:space="preserve"> SOCs</w:t>
+      </w:r>
+      <w:r>
+        <w:rPr>
+          <w:rFonts w:ascii="Calibri" w:hAnsi="Calibri" w:cs="Calibri"/>
+        </w:rPr>
+        <w:t xml:space="preserve"> still depend on human oversight.</w:t>
+      </w:r>
+      <w:r>
+        <w:rPr>
+          <w:rFonts w:ascii="Calibri" w:eastAsia="Times New Roman" w:hAnsi="Calibri" w:cs="Calibri"/>
           <w:kern w:val="0"/>
           <w:lang w:eastAsia="en-GB"/>
           <w14:ligatures w14:val="none"/>
@@ -2436,82 +2668,274 @@
         <w:t xml:space="preserve"> </w:t>
       </w:r>
       <w:r>
-        <w:t>Adem et al. (2026) found that human-in-the-loop and human-on-the-loop approaches remain dominant</w:t>
-      </w:r>
-      <w:r>
-        <w:t xml:space="preserve"> in SOCs</w:t>
-      </w:r>
-      <w:r>
-        <w:t xml:space="preserve">, which suggests that the ability of LLMs to operate independently within </w:t>
-      </w:r>
-      <w:r>
-        <w:t>these</w:t>
-      </w:r>
-      <w:r>
-        <w:t xml:space="preserve"> environments is still underexplored.</w:t>
-      </w:r>
-      <w:r>
+        <w:rPr>
+          <w:rFonts w:ascii="Calibri" w:hAnsi="Calibri" w:cs="Calibri"/>
+        </w:rPr>
+        <w:t xml:space="preserve">Adem et al. (2026) found that human-in-the-loop and human-on-the-loop approaches remain dominant in SOCs, which suggests that the ability of LLMs to operate independently within these environments is still underexplored. </w:t>
+      </w:r>
+      <w:r>
+        <w:rPr>
+          <w:rFonts w:ascii="Calibri" w:hAnsi="Calibri" w:cs="Calibri"/>
+        </w:rPr>
+        <w:t>There is an important difference between an LLM helping an analyst and an LLM being responsible for the investigation itself. This is also relevant to Kramer et al. (2025), where 18 Google security analysts used LLMs across 50 real-world incidents. Although the study showed benefits from collaboration</w:t>
+      </w:r>
+      <w:r>
+        <w:rPr>
+          <w:rFonts w:ascii="Calibri" w:hAnsi="Calibri" w:cs="Calibri"/>
+        </w:rPr>
+        <w:t xml:space="preserve"> between LLMs and human oversight</w:t>
+      </w:r>
+      <w:r>
+        <w:rPr>
+          <w:rFonts w:ascii="Calibri" w:hAnsi="Calibri" w:cs="Calibri"/>
+        </w:rPr>
+        <w:t>, the analysts' experience</w:t>
+      </w:r>
+      <w:r>
+        <w:rPr>
+          <w:rFonts w:ascii="Calibri" w:hAnsi="Calibri" w:cs="Calibri"/>
+        </w:rPr>
+        <w:t xml:space="preserve"> in this field</w:t>
+      </w:r>
+      <w:r>
+        <w:rPr>
+          <w:rFonts w:ascii="Calibri" w:hAnsi="Calibri" w:cs="Calibri"/>
+        </w:rPr>
+        <w:t xml:space="preserve"> could have influenced the results. More experienced analysts are likely to notice incorrect findings, missing evidence and unsupported claims that a less experienced analyst might accept. For this reason, relying on analyst-assisted investigations makes it harder to determine the actual capability of the LLM and provides further justification for evaluating LLMs autonomously.</w:t>
+      </w:r>
+      <w:r>
+        <w:rPr>
+          <w:rFonts w:ascii="Calibri" w:hAnsi="Calibri" w:cs="Calibri"/>
+        </w:rPr>
         <w:t xml:space="preserve"> </w:t>
       </w:r>
       <w:r>
-        <w:t>There is an important difference between an LLM helping an analyst and an LLM being responsible for the investigation itself. This is also relevant to Kramer et al. (2025), where 18 Google security analysts used LLMs across 50 real-world incidents. Although the study showed benefits from collaboration</w:t>
-      </w:r>
-      <w:r>
-        <w:t xml:space="preserve"> between LLMs and human oversight</w:t>
-      </w:r>
-      <w:r>
-        <w:t>, the analysts' experience</w:t>
-      </w:r>
-      <w:r>
-        <w:t xml:space="preserve"> in this field</w:t>
-      </w:r>
-      <w:r>
-        <w:t xml:space="preserve"> could have influenced the results. More experienced analysts are likely to notice incorrect findings, missing evidence and unsupported claims that a less experienced analyst might accept. For this reason, relying on analyst-assisted investigations makes it harder to determine the actual capability of the LLM and provides further justification for evaluating LLMs autonomously.</w:t>
-      </w:r>
-    </w:p>
-    <w:p>
-      <w:r>
-        <w:t>This issue influenced the design of th</w:t>
-      </w:r>
-      <w:r>
-        <w:t xml:space="preserve">is </w:t>
-      </w:r>
-      <w:r>
-        <w:t xml:space="preserve">project. An earlier approach considered comparing LLM investigations directly against human investigations, but this was removed because analyst experience would introduce an additional variable that would be difficult to control </w:t>
-      </w:r>
-      <w:r>
+        <w:rPr>
+          <w:rFonts w:ascii="Calibri" w:hAnsi="Calibri" w:cs="Calibri"/>
+          <w:highlight w:val="yellow"/>
+        </w:rPr>
+        <w:t>TBC</w:t>
+      </w:r>
+    </w:p>
+    <w:p>
+      <w:pPr>
+        <w:rPr>
+          <w:rFonts w:ascii="Calibri" w:hAnsi="Calibri" w:cs="Calibri"/>
+          <w:b/>
+          <w:bCs/>
+          <w:sz w:val="28"/>
+          <w:szCs w:val="28"/>
+          <w:u w:val="single"/>
+        </w:rPr>
+      </w:pPr>
+      <w:r>
+        <w:rPr>
+          <w:rFonts w:ascii="Calibri" w:hAnsi="Calibri" w:cs="Calibri"/>
+          <w:b/>
+          <w:bCs/>
+          <w:sz w:val="28"/>
+          <w:szCs w:val="28"/>
+          <w:u w:val="single"/>
+        </w:rPr>
+        <w:t xml:space="preserve">2.2 </w:t>
+      </w:r>
+      <w:r>
+        <w:rPr>
+          <w:rFonts w:ascii="Calibri" w:hAnsi="Calibri" w:cs="Calibri"/>
+          <w:b/>
+          <w:bCs/>
+          <w:sz w:val="28"/>
+          <w:szCs w:val="28"/>
+          <w:u w:val="single"/>
+        </w:rPr>
+        <w:t>LLM Limitations in Security Investigation</w:t>
+      </w:r>
+    </w:p>
+    <w:p>
+      <w:pPr>
+        <w:rPr>
+          <w:rFonts w:ascii="Calibri" w:hAnsi="Calibri" w:cs="Calibri"/>
+          <w:b/>
+          <w:bCs/>
+          <w:sz w:val="28"/>
+          <w:szCs w:val="28"/>
+          <w:u w:val="single"/>
+        </w:rPr>
+      </w:pPr>
+      <w:r>
+        <w:rPr>
+          <w:rFonts w:ascii="Calibri" w:hAnsi="Calibri" w:cs="Calibri"/>
+          <w:b/>
+          <w:bCs/>
+          <w:sz w:val="28"/>
+          <w:szCs w:val="28"/>
+          <w:u w:val="single"/>
+        </w:rPr>
+        <w:t xml:space="preserve">2.2 </w:t>
+      </w:r>
+      <w:r>
+        <w:rPr>
+          <w:rFonts w:ascii="Calibri" w:hAnsi="Calibri" w:cs="Calibri"/>
+          <w:b/>
+          <w:bCs/>
+          <w:sz w:val="28"/>
+          <w:szCs w:val="28"/>
+          <w:u w:val="single"/>
+        </w:rPr>
+        <w:t>Wazuh and Sysmon as Security Evidence Sources</w:t>
+      </w:r>
+    </w:p>
+    <w:p>
+      <w:pPr>
+        <w:rPr>
+          <w:rFonts w:ascii="Calibri" w:hAnsi="Calibri" w:cs="Calibri"/>
+        </w:rPr>
+      </w:pPr>
+    </w:p>
+    <w:p>
+      <w:pPr>
+        <w:rPr>
+          <w:rFonts w:ascii="Calibri" w:hAnsi="Calibri" w:cs="Calibri"/>
+          <w:b/>
+          <w:bCs/>
+          <w:sz w:val="28"/>
+          <w:szCs w:val="28"/>
+          <w:u w:val="single"/>
+        </w:rPr>
+      </w:pPr>
+      <w:r>
+        <w:rPr>
+          <w:rFonts w:ascii="Calibri" w:hAnsi="Calibri" w:cs="Calibri"/>
+          <w:b/>
+          <w:bCs/>
+          <w:sz w:val="28"/>
+          <w:szCs w:val="28"/>
+          <w:u w:val="single"/>
+        </w:rPr>
+        <w:t>2.5 Ground Truth and Evaluation of LLM Performance</w:t>
+      </w:r>
+    </w:p>
+    <w:p>
+      <w:pPr>
+        <w:rPr>
+          <w:rFonts w:ascii="Calibri" w:hAnsi="Calibri" w:cs="Calibri"/>
+        </w:rPr>
+      </w:pPr>
+      <w:r>
+        <w:rPr>
+          <w:rFonts w:ascii="Calibri" w:hAnsi="Calibri" w:cs="Calibri"/>
+        </w:rPr>
+        <w:t>The level of experience and expertise of the human analyst involved in studies carried out</w:t>
+      </w:r>
+      <w:r>
+        <w:rPr>
+          <w:rFonts w:ascii="Calibri" w:hAnsi="Calibri" w:cs="Calibri"/>
+        </w:rPr>
+        <w:t xml:space="preserve"> influenced the design of this project. An earlier approach considered comparing LLM investigations directly against human investigations, but this was removed because analyst experience would introduce an additional variable that would be difficult to control </w:t>
+      </w:r>
+      <w:r>
+        <w:rPr>
+          <w:rFonts w:ascii="Calibri" w:hAnsi="Calibri" w:cs="Calibri"/>
+        </w:rPr>
         <w:t>reasonably</w:t>
       </w:r>
       <w:r>
+        <w:rPr>
+          <w:rFonts w:ascii="Calibri" w:hAnsi="Calibri" w:cs="Calibri"/>
+        </w:rPr>
         <w:t xml:space="preserve">. </w:t>
       </w:r>
       <w:r>
-        <w:t>Balogh et al. (2024) identified analyst expertise as an important consideration when comparing LLM performance with human analysts, suggesting that differences in technical experience could influence the results. Schaermer (2026) similarly criticises a previous human-versus-LLM study because it did not report the qualifications of the SOC analysts, such as their years of experience or certifications. In my view, this makes it difficult to determine whether differences in performance are attributable to the capability of the LLM or to the experience of the analyst used for comparison.</w:t>
-      </w:r>
-      <w:r>
+        <w:rPr>
+          <w:rFonts w:ascii="Calibri" w:hAnsi="Calibri" w:cs="Calibri"/>
+        </w:rPr>
+        <w:t xml:space="preserve">Balogh et al. (2024) identified analyst expertise as an important consideration when comparing LLM performance with human analysts, suggesting that differences in technical experience could influence the results. Schaermer (2026) similarly criticises a previous human-versus-LLM study because it did not report the qualifications of the SOC analysts, such as their years of experience or certifications. In my view, this makes it difficult to determine whether differences in performance are attributable to the capability of the LLM or to the experience of the analyst used for comparison. </w:t>
+      </w:r>
+      <w:r>
+        <w:rPr>
+          <w:rFonts w:ascii="Calibri" w:hAnsi="Calibri" w:cs="Calibri"/>
+        </w:rPr>
+        <w:t xml:space="preserve">Rather than attempting to standardise a variable that can </w:t>
+      </w:r>
+      <w:r>
+        <w:rPr>
+          <w:rFonts w:ascii="Calibri" w:hAnsi="Calibri" w:cs="Calibri"/>
+        </w:rPr>
+        <w:t>alter</w:t>
+      </w:r>
+      <w:r>
+        <w:rPr>
+          <w:rFonts w:ascii="Calibri" w:hAnsi="Calibri" w:cs="Calibri"/>
+        </w:rPr>
+        <w:t xml:space="preserve"> considerably between individuals, this project evaluates each LLM against independently created ground truth. Schaermer (2026, p. 24)</w:t>
+      </w:r>
+      <w:r>
+        <w:rPr>
+          <w:rFonts w:ascii="Calibri" w:hAnsi="Calibri" w:cs="Calibri"/>
+        </w:rPr>
+        <w:t xml:space="preserve"> also</w:t>
+      </w:r>
+      <w:r>
+        <w:rPr>
+          <w:rFonts w:ascii="Calibri" w:hAnsi="Calibri" w:cs="Calibri"/>
+        </w:rPr>
+        <w:t xml:space="preserve"> supports this approach, stating that “such detailed ground truth allows us to directly compare the LLM-based interpretation of alerts with the actual events that occurred in the system.” Each model will receive the same attack scenario, identical evidence, the same investigation instructions and the same required report structure. No human guidance or correction will be provided once the investigation begins. I consider this to be a more objective option of assessing LLM capability because it reduces the influence of analyst experience and allows differences between the models to be evaluated against the same known version of the incident.</w:t>
+      </w:r>
+      <w:r>
+        <w:rPr>
+          <w:rFonts w:ascii="Calibri" w:hAnsi="Calibri" w:cs="Calibri"/>
+          <w:highlight w:val="yellow"/>
+        </w:rPr>
         <w:t xml:space="preserve"> </w:t>
       </w:r>
       <w:r>
-        <w:t xml:space="preserve">Rather than attempting to standardise a </w:t>
-      </w:r>
-      <w:r>
-        <w:t>variable</w:t>
-      </w:r>
-      <w:r>
-        <w:t xml:space="preserve"> that can </w:t>
-      </w:r>
-      <w:r>
-        <w:t>alter</w:t>
-      </w:r>
-      <w:r>
-        <w:t xml:space="preserve"> considerably between individuals, this project evaluates each LLM against independently created ground truth. Schaermer (2026, p. 24) supports this approach, stating that “such detailed ground truth allows us to directly compare the LLM-based interpretation of alerts with the actual events that occurred in the system.” Each model will receive the same attack scenario, identical evidence, the same investigation instructions and the same required report structure. No human guidance or correction will be provided once the investigation begins. I consider </w:t>
-      </w:r>
-      <w:r>
-        <w:t>this to be a more objective option</w:t>
-      </w:r>
-      <w:r>
-        <w:t xml:space="preserve"> of assessing LLM capability because it reduces the influence of analyst experience and allows differences between the models to be evaluated against the same known version of the incident.</w:t>
-      </w:r>
+        <w:rPr>
+          <w:rFonts w:ascii="Calibri" w:hAnsi="Calibri" w:cs="Calibri"/>
+          <w:highlight w:val="yellow"/>
+        </w:rPr>
+        <w:t>TBC</w:t>
+      </w:r>
+    </w:p>
+    <w:p>
+      <w:pPr>
+        <w:rPr>
+          <w:rFonts w:ascii="Calibri" w:hAnsi="Calibri" w:cs="Calibri"/>
+          <w:b/>
+          <w:bCs/>
+          <w:sz w:val="28"/>
+          <w:szCs w:val="28"/>
+          <w:u w:val="single"/>
+        </w:rPr>
+      </w:pPr>
+      <w:r>
+        <w:rPr>
+          <w:rFonts w:ascii="Calibri" w:hAnsi="Calibri" w:cs="Calibri"/>
+          <w:b/>
+          <w:bCs/>
+          <w:sz w:val="28"/>
+          <w:szCs w:val="28"/>
+          <w:u w:val="single"/>
+        </w:rPr>
+        <w:t>2.</w:t>
+      </w:r>
+      <w:r>
+        <w:rPr>
+          <w:rFonts w:ascii="Calibri" w:hAnsi="Calibri" w:cs="Calibri"/>
+          <w:b/>
+          <w:bCs/>
+          <w:sz w:val="28"/>
+          <w:szCs w:val="28"/>
+          <w:u w:val="single"/>
+        </w:rPr>
+        <w:t>6 Research Gap</w:t>
+      </w:r>
+    </w:p>
+    <w:p>
+      <w:pPr>
+        <w:rPr>
+          <w:rFonts w:ascii="Calibri" w:hAnsi="Calibri" w:cs="Calibri"/>
+        </w:rPr>
+      </w:pPr>
     </w:p>
     <w:p/>
     <w:sectPr>
@@ -2976,7 +3400,7 @@
   <w:style w:type="paragraph" w:default="1" w:styleId="Normal">
     <w:name w:val="Normal"/>
     <w:qFormat/>
-    <w:rsid w:val="00A95F28"/>
+    <w:rsid w:val="00871AAF"/>
   </w:style>
   <w:style w:type="paragraph" w:styleId="Heading1">
     <w:name w:val="heading 1"/>

--- a/Applied-Research Project/03-Literature-Review/04_Literature_Drafts/Literature Review Draft 1.docx
+++ b/Applied-Research Project/03-Literature-Review/04_Literature_Drafts/Literature Review Draft 1.docx
@@ -2632,95 +2632,6 @@
       <w:pPr>
         <w:rPr>
           <w:rFonts w:ascii="Calibri" w:hAnsi="Calibri" w:cs="Calibri"/>
-        </w:rPr>
-      </w:pPr>
-      <w:r>
-        <w:rPr>
-          <w:rFonts w:ascii="Calibri" w:hAnsi="Calibri" w:cs="Calibri"/>
-        </w:rPr>
-        <w:t>Most</w:t>
-      </w:r>
-      <w:r>
-        <w:rPr>
-          <w:rFonts w:ascii="Calibri" w:hAnsi="Calibri" w:cs="Calibri"/>
-        </w:rPr>
-        <w:t xml:space="preserve"> current</w:t>
-      </w:r>
-      <w:r>
-        <w:rPr>
-          <w:rFonts w:ascii="Calibri" w:hAnsi="Calibri" w:cs="Calibri"/>
-        </w:rPr>
-        <w:t xml:space="preserve"> SOCs</w:t>
-      </w:r>
-      <w:r>
-        <w:rPr>
-          <w:rFonts w:ascii="Calibri" w:hAnsi="Calibri" w:cs="Calibri"/>
-        </w:rPr>
-        <w:t xml:space="preserve"> still depend on human oversight.</w:t>
-      </w:r>
-      <w:r>
-        <w:rPr>
-          <w:rFonts w:ascii="Calibri" w:eastAsia="Times New Roman" w:hAnsi="Calibri" w:cs="Calibri"/>
-          <w:kern w:val="0"/>
-          <w:lang w:eastAsia="en-GB"/>
-          <w14:ligatures w14:val="none"/>
-        </w:rPr>
-        <w:t xml:space="preserve"> </w:t>
-      </w:r>
-      <w:r>
-        <w:rPr>
-          <w:rFonts w:ascii="Calibri" w:hAnsi="Calibri" w:cs="Calibri"/>
-        </w:rPr>
-        <w:t xml:space="preserve">Adem et al. (2026) found that human-in-the-loop and human-on-the-loop approaches remain dominant in SOCs, which suggests that the ability of LLMs to operate independently within these environments is still underexplored. </w:t>
-      </w:r>
-      <w:r>
-        <w:rPr>
-          <w:rFonts w:ascii="Calibri" w:hAnsi="Calibri" w:cs="Calibri"/>
-        </w:rPr>
-        <w:t>There is an important difference between an LLM helping an analyst and an LLM being responsible for the investigation itself. This is also relevant to Kramer et al. (2025), where 18 Google security analysts used LLMs across 50 real-world incidents. Although the study showed benefits from collaboration</w:t>
-      </w:r>
-      <w:r>
-        <w:rPr>
-          <w:rFonts w:ascii="Calibri" w:hAnsi="Calibri" w:cs="Calibri"/>
-        </w:rPr>
-        <w:t xml:space="preserve"> between LLMs and human oversight</w:t>
-      </w:r>
-      <w:r>
-        <w:rPr>
-          <w:rFonts w:ascii="Calibri" w:hAnsi="Calibri" w:cs="Calibri"/>
-        </w:rPr>
-        <w:t>, the analysts' experience</w:t>
-      </w:r>
-      <w:r>
-        <w:rPr>
-          <w:rFonts w:ascii="Calibri" w:hAnsi="Calibri" w:cs="Calibri"/>
-        </w:rPr>
-        <w:t xml:space="preserve"> in this field</w:t>
-      </w:r>
-      <w:r>
-        <w:rPr>
-          <w:rFonts w:ascii="Calibri" w:hAnsi="Calibri" w:cs="Calibri"/>
-        </w:rPr>
-        <w:t xml:space="preserve"> could have influenced the results. More experienced analysts are likely to notice incorrect findings, missing evidence and unsupported claims that a less experienced analyst might accept. For this reason, relying on analyst-assisted investigations makes it harder to determine the actual capability of the LLM and provides further justification for evaluating LLMs autonomously.</w:t>
-      </w:r>
-      <w:r>
-        <w:rPr>
-          <w:rFonts w:ascii="Calibri" w:hAnsi="Calibri" w:cs="Calibri"/>
-        </w:rPr>
-        <w:t xml:space="preserve"> </w:t>
-      </w:r>
-      <w:r>
-        <w:rPr>
-          <w:rFonts w:ascii="Calibri" w:hAnsi="Calibri" w:cs="Calibri"/>
-          <w:highlight w:val="yellow"/>
-        </w:rPr>
-        <w:t>TBC</w:t>
-      </w:r>
-    </w:p>
-    <w:p>
-      <w:pPr>
-        <w:rPr>
-          <w:rFonts w:ascii="Calibri" w:hAnsi="Calibri" w:cs="Calibri"/>
           <w:b/>
           <w:bCs/>
           <w:sz w:val="28"/>
@@ -2789,13 +2700,6 @@
       <w:pPr>
         <w:rPr>
           <w:rFonts w:ascii="Calibri" w:hAnsi="Calibri" w:cs="Calibri"/>
-        </w:rPr>
-      </w:pPr>
-    </w:p>
-    <w:p>
-      <w:pPr>
-        <w:rPr>
-          <w:rFonts w:ascii="Calibri" w:hAnsi="Calibri" w:cs="Calibri"/>
           <w:b/>
           <w:bCs/>
           <w:sz w:val="28"/>
@@ -2855,7 +2759,14 @@
         <w:rPr>
           <w:rFonts w:ascii="Calibri" w:hAnsi="Calibri" w:cs="Calibri"/>
         </w:rPr>
-        <w:t xml:space="preserve">Rather than attempting to standardise a variable that can </w:t>
+        <w:t xml:space="preserve">Rather than attempting to </w:t>
+      </w:r>
+      <w:r>
+        <w:rPr>
+          <w:rFonts w:ascii="Calibri" w:hAnsi="Calibri" w:cs="Calibri"/>
+        </w:rPr>
+        <w:lastRenderedPageBreak/>
+        <w:t xml:space="preserve">standardise a variable that can </w:t>
       </w:r>
       <w:r>
         <w:rPr>
@@ -2886,14 +2797,7 @@
           <w:rFonts w:ascii="Calibri" w:hAnsi="Calibri" w:cs="Calibri"/>
           <w:highlight w:val="yellow"/>
         </w:rPr>
-        <w:t xml:space="preserve"> </w:t>
-      </w:r>
-      <w:r>
-        <w:rPr>
-          <w:rFonts w:ascii="Calibri" w:hAnsi="Calibri" w:cs="Calibri"/>
-          <w:highlight w:val="yellow"/>
-        </w:rPr>
-        <w:t>TBC</w:t>
+        <w:t xml:space="preserve"> TBC</w:t>
       </w:r>
     </w:p>
     <w:p>
@@ -3604,6 +3508,7 @@
   <w:style w:type="character" w:default="1" w:styleId="DefaultParagraphFont">
     <w:name w:val="Default Paragraph Font"/>
     <w:uiPriority w:val="1"/>
+    <w:semiHidden/>
     <w:unhideWhenUsed/>
   </w:style>
   <w:style w:type="table" w:default="1" w:styleId="TableNormal">

--- a/Applied-Research Project/03-Literature-Review/04_Literature_Drafts/Literature Review Draft 1.docx
+++ b/Applied-Research Project/03-Literature-Review/04_Literature_Drafts/Literature Review Draft 1.docx
@@ -2648,7 +2648,29 @@
           <w:szCs w:val="28"/>
           <w:u w:val="single"/>
         </w:rPr>
-        <w:t xml:space="preserve">2.2 </w:t>
+        <w:t>2.</w:t>
+      </w:r>
+      <w:r>
+        <w:rPr>
+          <w:rFonts w:ascii="Calibri" w:hAnsi="Calibri" w:cs="Calibri"/>
+          <w:b/>
+          <w:bCs/>
+          <w:sz w:val="28"/>
+          <w:szCs w:val="28"/>
+          <w:u w:val="single"/>
+        </w:rPr>
+        <w:t>3</w:t>
+      </w:r>
+      <w:r>
+        <w:rPr>
+          <w:rFonts w:ascii="Calibri" w:hAnsi="Calibri" w:cs="Calibri"/>
+          <w:b/>
+          <w:bCs/>
+          <w:sz w:val="28"/>
+          <w:szCs w:val="28"/>
+          <w:u w:val="single"/>
+        </w:rPr>
+        <w:t xml:space="preserve"> </w:t>
       </w:r>
       <w:r>
         <w:rPr>

--- a/Applied-Research Project/03-Literature-Review/04_Literature_Drafts/Literature Review Draft 1.docx
+++ b/Applied-Research Project/03-Literature-Review/04_Literature_Drafts/Literature Review Draft 1.docx
@@ -437,7 +437,27 @@
           <w:sz w:val="52"/>
         </w:rPr>
         <w:br/>
-        <w:t>Investigation Using Wazuh and</w:t>
+        <w:t xml:space="preserve">Investigation Using </w:t>
+      </w:r>
+      <w:proofErr w:type="spellStart"/>
+      <w:r>
+        <w:rPr>
+          <w:rFonts w:ascii="Calibri" w:eastAsia="Georgia" w:hAnsi="Calibri" w:cs="Calibri"/>
+          <w:b/>
+          <w:color w:val="0A2B5E"/>
+          <w:sz w:val="52"/>
+        </w:rPr>
+        <w:t>Wazuh</w:t>
+      </w:r>
+      <w:proofErr w:type="spellEnd"/>
+      <w:r>
+        <w:rPr>
+          <w:rFonts w:ascii="Calibri" w:eastAsia="Georgia" w:hAnsi="Calibri" w:cs="Calibri"/>
+          <w:b/>
+          <w:color w:val="0A2B5E"/>
+          <w:sz w:val="52"/>
+        </w:rPr>
+        <w:t xml:space="preserve"> and</w:t>
       </w:r>
       <w:r>
         <w:rPr>
@@ -1439,7 +1459,25 @@
           <w:color w:val="333333"/>
           <w:sz w:val="20"/>
         </w:rPr>
-        <w:t>2.4 Wazuh and Sysmon as Security Evidence Sources</w:t>
+        <w:t xml:space="preserve">2.4 </w:t>
+      </w:r>
+      <w:proofErr w:type="spellStart"/>
+      <w:r>
+        <w:rPr>
+          <w:rFonts w:ascii="Calibri" w:eastAsia="Georgia" w:hAnsi="Calibri" w:cs="Calibri"/>
+          <w:color w:val="333333"/>
+          <w:sz w:val="20"/>
+        </w:rPr>
+        <w:t>Wazuh</w:t>
+      </w:r>
+      <w:proofErr w:type="spellEnd"/>
+      <w:r>
+        <w:rPr>
+          <w:rFonts w:ascii="Calibri" w:eastAsia="Georgia" w:hAnsi="Calibri" w:cs="Calibri"/>
+          <w:color w:val="333333"/>
+          <w:sz w:val="20"/>
+        </w:rPr>
+        <w:t xml:space="preserve"> and Sysmon as Security Evidence Sources</w:t>
       </w:r>
     </w:p>
     <w:p>
@@ -1713,7 +1751,25 @@
           <w:color w:val="333333"/>
           <w:sz w:val="20"/>
         </w:rPr>
-        <w:t>4.2 Wazuh Configuration</w:t>
+        <w:t xml:space="preserve">4.2 </w:t>
+      </w:r>
+      <w:proofErr w:type="spellStart"/>
+      <w:r>
+        <w:rPr>
+          <w:rFonts w:ascii="Calibri" w:eastAsia="Georgia" w:hAnsi="Calibri" w:cs="Calibri"/>
+          <w:color w:val="333333"/>
+          <w:sz w:val="20"/>
+        </w:rPr>
+        <w:t>Wazuh</w:t>
+      </w:r>
+      <w:proofErr w:type="spellEnd"/>
+      <w:r>
+        <w:rPr>
+          <w:rFonts w:ascii="Calibri" w:eastAsia="Georgia" w:hAnsi="Calibri" w:cs="Calibri"/>
+          <w:color w:val="333333"/>
+          <w:sz w:val="20"/>
+        </w:rPr>
+        <w:t xml:space="preserve"> Configuration</w:t>
       </w:r>
     </w:p>
     <w:p>
@@ -2114,7 +2170,25 @@
           <w:color w:val="333333"/>
           <w:sz w:val="20"/>
         </w:rPr>
-        <w:t>6.4 Comparison With Previous Literature</w:t>
+        <w:t xml:space="preserve">6.4 Comparison </w:t>
+      </w:r>
+      <w:proofErr w:type="gramStart"/>
+      <w:r>
+        <w:rPr>
+          <w:rFonts w:ascii="Calibri" w:eastAsia="Georgia" w:hAnsi="Calibri" w:cs="Calibri"/>
+          <w:color w:val="333333"/>
+          <w:sz w:val="20"/>
+        </w:rPr>
+        <w:t>With</w:t>
+      </w:r>
+      <w:proofErr w:type="gramEnd"/>
+      <w:r>
+        <w:rPr>
+          <w:rFonts w:ascii="Calibri" w:eastAsia="Georgia" w:hAnsi="Calibri" w:cs="Calibri"/>
+          <w:color w:val="333333"/>
+          <w:sz w:val="20"/>
+        </w:rPr>
+        <w:t xml:space="preserve"> Previous Literature</w:t>
       </w:r>
     </w:p>
     <w:p>
@@ -2548,61 +2622,126 @@
         <w:rPr>
           <w:rFonts w:ascii="Calibri" w:hAnsi="Calibri" w:cs="Calibri"/>
         </w:rPr>
-        <w:t xml:space="preserve">The growing use of Large Language Models within Security Operations Centres reflects a wider shift towards using Artificial Intelligence to support security monitoring and investigation tasks. Recent studies show that LLMs can assist with activities such as analysing large volumes of log data, interpreting alerts, summarising incidents and identifying relationships between different sources of security evidence. Cadet et al. (2026), for example, demonstrates how LLM-based approaches can support the reconstruction of incidents from multiple log sources, while Eilertsen et al. (2026) explores more agentic workflows in which LLMs take a more active role in the investigation process. In my view, this represents an important development because it suggests that LLMs are moving beyond simple summarisation and towards </w:t>
-      </w:r>
-      <w:r>
-        <w:rPr>
-          <w:rFonts w:ascii="Calibri" w:hAnsi="Calibri" w:cs="Calibri"/>
-        </w:rPr>
-        <w:t>a more complex role in the investigation process</w:t>
-      </w:r>
-      <w:r>
-        <w:rPr>
-          <w:rFonts w:ascii="Calibri" w:hAnsi="Calibri" w:cs="Calibri"/>
-        </w:rPr>
-        <w:t>. Kramer et al. (2025) provides further practical evidence of this growing role, as LLMs were used across 50 real-world security incidents to support analysts during investigation tasks. However, the studies differ in the level of responsibility given to the LLM, making it difficult to directly compare how capable these systems are under different levels of human control</w:t>
-      </w:r>
-      <w:r>
-        <w:rPr>
-          <w:rFonts w:ascii="Calibri" w:hAnsi="Calibri" w:cs="Calibri"/>
-        </w:rPr>
-        <w:t xml:space="preserve"> and experience</w:t>
-      </w:r>
-      <w:r>
-        <w:rPr>
-          <w:rFonts w:ascii="Calibri" w:hAnsi="Calibri" w:cs="Calibri"/>
-        </w:rPr>
-        <w:t xml:space="preserve">. This is an important limitation in the current literature, as demonstrating that an LLM can assist with parts of an investigation does not necessarily demonstrate that it can independently interpret the available evidence and reach reliable conclusions. Therefore, although the literature provides growing evidence that LLMs can add value within SOC environments, their actual level of </w:t>
-      </w:r>
-      <w:r>
-        <w:rPr>
-          <w:rFonts w:ascii="Calibri" w:hAnsi="Calibri" w:cs="Calibri"/>
-        </w:rPr>
-        <w:t xml:space="preserve">their </w:t>
-      </w:r>
-      <w:r>
-        <w:rPr>
-          <w:rFonts w:ascii="Calibri" w:hAnsi="Calibri" w:cs="Calibri"/>
-        </w:rPr>
-        <w:t xml:space="preserve">investigative </w:t>
-      </w:r>
-      <w:r>
-        <w:rPr>
-          <w:rFonts w:ascii="Calibri" w:hAnsi="Calibri" w:cs="Calibri"/>
-        </w:rPr>
-        <w:t>skills</w:t>
-      </w:r>
-      <w:r>
-        <w:rPr>
-          <w:rFonts w:ascii="Calibri" w:hAnsi="Calibri" w:cs="Calibri"/>
-        </w:rPr>
-        <w:t xml:space="preserve"> remains dependent on how much autonomy they are given</w:t>
-      </w:r>
-      <w:r>
-        <w:rPr>
-          <w:rFonts w:ascii="Calibri" w:hAnsi="Calibri" w:cs="Calibri"/>
-        </w:rPr>
-        <w:t xml:space="preserve"> along with the level of human oversight. </w:t>
+        <w:t>The growing use of Large Language Models within Security Operations Centres reflects a wider shift towards using Artificial Intelligence to support security monitoring and investigation tasks. This is particularly relevant within SOC environments, where analysts are required to process large volumes of alerts, logs and other forms of security evidence before deciding which activity requires further investigation, contributing to the issue of alert fatigue. Wu et al. (2026) highlight this problem, reporting that a typical campus network can generate more than 1,000 alerts each day, with the majority classified as low or medium risk. Although their Alert2Vec approach is based on machine learning rather than an LLM, the study still demonstrates the wider challenge created by the volume of security information that analysts are expected to review. Tariq et al. (2025) supports this concern, identifying the increasing volume of alerts and high occurrence of false positives as major contributors to analyst workload and alert fatigue.</w:t>
+      </w:r>
+    </w:p>
+    <w:p>
+      <w:pPr>
+        <w:rPr>
+          <w:rFonts w:ascii="Calibri" w:hAnsi="Calibri" w:cs="Calibri"/>
+        </w:rPr>
+      </w:pPr>
+      <w:r>
+        <w:rPr>
+          <w:rFonts w:ascii="Calibri" w:hAnsi="Calibri" w:cs="Calibri"/>
+        </w:rPr>
+        <w:t xml:space="preserve">Recent studies suggest that LLMs can </w:t>
+      </w:r>
+      <w:r>
+        <w:rPr>
+          <w:rFonts w:ascii="Calibri" w:hAnsi="Calibri" w:cs="Calibri"/>
+        </w:rPr>
+        <w:t>help alleviate</w:t>
+      </w:r>
+      <w:r>
+        <w:rPr>
+          <w:rFonts w:ascii="Calibri" w:hAnsi="Calibri" w:cs="Calibri"/>
+        </w:rPr>
+        <w:t xml:space="preserve"> this process by interpreting alerts, summarising incidents, analysing log data and </w:t>
+      </w:r>
+      <w:r>
+        <w:rPr>
+          <w:rFonts w:ascii="Calibri" w:hAnsi="Calibri" w:cs="Calibri"/>
+        </w:rPr>
+        <w:t>connecting</w:t>
+      </w:r>
+      <w:r>
+        <w:rPr>
+          <w:rFonts w:ascii="Calibri" w:hAnsi="Calibri" w:cs="Calibri"/>
+        </w:rPr>
+        <w:t xml:space="preserve"> events that may otherwise need to be reviewed manually. In my view, this is one of the main reasons LLMs are becoming increasingly relevant within SOCs, as their value is not limited to producing summaries but also includes helping to organise and interpret complex security information. Cadet et al. (2026) demonstrates how LLM-based approaches can support the reconstruction of incidents using evidence from multiple log sources. Security incidents are rarely represented by </w:t>
+      </w:r>
+      <w:proofErr w:type="gramStart"/>
+      <w:r>
+        <w:rPr>
+          <w:rFonts w:ascii="Calibri" w:hAnsi="Calibri" w:cs="Calibri"/>
+        </w:rPr>
+        <w:t>a</w:t>
+      </w:r>
+      <w:proofErr w:type="gramEnd"/>
+      <w:r>
+        <w:rPr>
+          <w:rFonts w:ascii="Calibri" w:hAnsi="Calibri" w:cs="Calibri"/>
+        </w:rPr>
+        <w:t xml:space="preserve"> </w:t>
+      </w:r>
+      <w:r>
+        <w:rPr>
+          <w:rFonts w:ascii="Calibri" w:hAnsi="Calibri" w:cs="Calibri"/>
+        </w:rPr>
+        <w:t xml:space="preserve">alert </w:t>
+      </w:r>
+      <w:r>
+        <w:rPr>
+          <w:rFonts w:ascii="Calibri" w:hAnsi="Calibri" w:cs="Calibri"/>
+        </w:rPr>
+        <w:t xml:space="preserve">and investigators often need to connect activity across different </w:t>
+      </w:r>
+      <w:r>
+        <w:rPr>
+          <w:rFonts w:ascii="Calibri" w:hAnsi="Calibri" w:cs="Calibri"/>
+        </w:rPr>
+        <w:t>monitoring systems and platforms</w:t>
+      </w:r>
+      <w:r>
+        <w:rPr>
+          <w:rFonts w:ascii="Calibri" w:hAnsi="Calibri" w:cs="Calibri"/>
+        </w:rPr>
+        <w:t xml:space="preserve"> before establishing what occurred, highlighting the relevance of this approach. The ability of an LLM to interpret this information may therefore provide greater investigative value than analysing individual alerts. Eilertsen et al. (2026) develops this idea further by exploring more agentic workflows in which LLMs take a more active role across different stages of the investigation process. In my view, this represents an important development because it suggests that LLMs are beginning to move beyo</w:t>
+      </w:r>
+      <w:r>
+        <w:rPr>
+          <w:rFonts w:ascii="Calibri" w:hAnsi="Calibri" w:cs="Calibri"/>
+        </w:rPr>
+        <w:t xml:space="preserve">nd created basic summaries </w:t>
+      </w:r>
+      <w:r>
+        <w:rPr>
+          <w:rFonts w:ascii="Calibri" w:hAnsi="Calibri" w:cs="Calibri"/>
+        </w:rPr>
+        <w:t>and towards tasks involving interpretation, correlation and investigative reasoning.</w:t>
+      </w:r>
+    </w:p>
+    <w:p>
+      <w:pPr>
+        <w:rPr>
+          <w:rFonts w:ascii="Calibri" w:hAnsi="Calibri" w:cs="Calibri"/>
+        </w:rPr>
+      </w:pPr>
+      <w:r>
+        <w:rPr>
+          <w:rFonts w:ascii="Calibri" w:hAnsi="Calibri" w:cs="Calibri"/>
+        </w:rPr>
+        <w:t xml:space="preserve">Kramer et al. (2025) provides further practical evidence of this growing role, as LLMs were used across 50 real-world security incidents to support analysts during investigation tasks. This provides evidence that the potential value of LLMs extends beyond experimental settings and into real-world security investigations. However, the studies by Cadet et al. (2026), Eilertsen et al. (2026) and Kramer et al. (2025) show that the role given to the LLM can vary considerably between studies. Cadet et al. focuses more on the interpretation and reconstruction of security evidence, while Eilertsen et al. considers more advanced agentic workflows and Kramer et al. examines the use of LLMs alongside security analysts. These differences make direct comparison difficult, but collectively they show that LLM use within </w:t>
+      </w:r>
+      <w:r>
+        <w:rPr>
+          <w:rFonts w:ascii="Calibri" w:hAnsi="Calibri" w:cs="Calibri"/>
+        </w:rPr>
+        <w:lastRenderedPageBreak/>
+        <w:t xml:space="preserve">SOCs is expanding from relatively narrow support tasks towards more complex stages of incident investigation. Overall, I believe the literature shows that the role of LLMs within security investigations is still developing. They have clear potential to reduce the amount of manual interpretation required from analysts and support more structured analysis of security evidence, although the </w:t>
+      </w:r>
+      <w:r>
+        <w:rPr>
+          <w:rFonts w:ascii="Calibri" w:hAnsi="Calibri" w:cs="Calibri"/>
+        </w:rPr>
+        <w:t>influence</w:t>
+      </w:r>
+      <w:r>
+        <w:rPr>
+          <w:rFonts w:ascii="Calibri" w:hAnsi="Calibri" w:cs="Calibri"/>
+        </w:rPr>
+        <w:t xml:space="preserve"> of their role continues to vary depending on the level of human involvement.</w:t>
       </w:r>
     </w:p>
     <w:p>
@@ -2706,6 +2845,7 @@
         </w:rPr>
         <w:t xml:space="preserve">2.2 </w:t>
       </w:r>
+      <w:proofErr w:type="spellStart"/>
       <w:r>
         <w:rPr>
           <w:rFonts w:ascii="Calibri" w:hAnsi="Calibri" w:cs="Calibri"/>
@@ -2715,11 +2855,10 @@
           <w:szCs w:val="28"/>
           <w:u w:val="single"/>
         </w:rPr>
-        <w:t>Wazuh and Sysmon as Security Evidence Sources</w:t>
-      </w:r>
-    </w:p>
-    <w:p>
-      <w:pPr>
+        <w:t>Wazuh</w:t>
+      </w:r>
+      <w:proofErr w:type="spellEnd"/>
+      <w:r>
         <w:rPr>
           <w:rFonts w:ascii="Calibri" w:hAnsi="Calibri" w:cs="Calibri"/>
           <w:b/>
@@ -2728,8 +2867,11 @@
           <w:szCs w:val="28"/>
           <w:u w:val="single"/>
         </w:rPr>
-      </w:pPr>
-      <w:r>
+        <w:t xml:space="preserve"> and Sysmon as Security Evidence Sources</w:t>
+      </w:r>
+    </w:p>
+    <w:p>
+      <w:pPr>
         <w:rPr>
           <w:rFonts w:ascii="Calibri" w:hAnsi="Calibri" w:cs="Calibri"/>
           <w:b/>
@@ -2738,6 +2880,16 @@
           <w:szCs w:val="28"/>
           <w:u w:val="single"/>
         </w:rPr>
+      </w:pPr>
+      <w:r>
+        <w:rPr>
+          <w:rFonts w:ascii="Calibri" w:hAnsi="Calibri" w:cs="Calibri"/>
+          <w:b/>
+          <w:bCs/>
+          <w:sz w:val="28"/>
+          <w:szCs w:val="28"/>
+          <w:u w:val="single"/>
+        </w:rPr>
         <w:t>2.5 Ground Truth and Evaluation of LLM Performance</w:t>
       </w:r>
     </w:p>
@@ -2775,20 +2927,27 @@
         <w:rPr>
           <w:rFonts w:ascii="Calibri" w:hAnsi="Calibri" w:cs="Calibri"/>
         </w:rPr>
-        <w:t xml:space="preserve">Balogh et al. (2024) identified analyst expertise as an important consideration when comparing LLM performance with human analysts, suggesting that differences in technical experience could influence the results. Schaermer (2026) similarly criticises a previous human-versus-LLM study because it did not report the qualifications of the SOC analysts, such as their years of experience or certifications. In my view, this makes it difficult to determine whether differences in performance are attributable to the capability of the LLM or to the experience of the analyst used for comparison. </w:t>
-      </w:r>
-      <w:r>
-        <w:rPr>
-          <w:rFonts w:ascii="Calibri" w:hAnsi="Calibri" w:cs="Calibri"/>
-        </w:rPr>
-        <w:t xml:space="preserve">Rather than attempting to </w:t>
-      </w:r>
-      <w:r>
-        <w:rPr>
-          <w:rFonts w:ascii="Calibri" w:hAnsi="Calibri" w:cs="Calibri"/>
-        </w:rPr>
-        <w:lastRenderedPageBreak/>
-        <w:t xml:space="preserve">standardise a variable that can </w:t>
+        <w:t xml:space="preserve">Balogh et al. (2024) identified analyst expertise as an important consideration when comparing LLM performance with human analysts, suggesting that differences in technical experience could influence the results. </w:t>
+      </w:r>
+      <w:proofErr w:type="spellStart"/>
+      <w:r>
+        <w:rPr>
+          <w:rFonts w:ascii="Calibri" w:hAnsi="Calibri" w:cs="Calibri"/>
+        </w:rPr>
+        <w:t>Schaermer</w:t>
+      </w:r>
+      <w:proofErr w:type="spellEnd"/>
+      <w:r>
+        <w:rPr>
+          <w:rFonts w:ascii="Calibri" w:hAnsi="Calibri" w:cs="Calibri"/>
+        </w:rPr>
+        <w:t xml:space="preserve"> (2026) similarly criticises a previous human-versus-LLM study because it did not report the qualifications of the SOC analysts, such as their years of experience or certifications. In my view, this makes it difficult to determine whether differences in performance are attributable to the capability of the LLM or to the experience of the analyst used for comparison. </w:t>
+      </w:r>
+      <w:r>
+        <w:rPr>
+          <w:rFonts w:ascii="Calibri" w:hAnsi="Calibri" w:cs="Calibri"/>
+        </w:rPr>
+        <w:t xml:space="preserve">Rather than attempting to standardise a variable that can </w:t>
       </w:r>
       <w:r>
         <w:rPr>
@@ -2800,7 +2959,21 @@
         <w:rPr>
           <w:rFonts w:ascii="Calibri" w:hAnsi="Calibri" w:cs="Calibri"/>
         </w:rPr>
-        <w:t xml:space="preserve"> considerably between individuals, this project evaluates each LLM against independently created ground truth. Schaermer (2026, p. 24)</w:t>
+        <w:t xml:space="preserve"> considerably between individuals, this project evaluates each LLM against independently created ground truth. </w:t>
+      </w:r>
+      <w:proofErr w:type="spellStart"/>
+      <w:r>
+        <w:rPr>
+          <w:rFonts w:ascii="Calibri" w:hAnsi="Calibri" w:cs="Calibri"/>
+        </w:rPr>
+        <w:t>Schaermer</w:t>
+      </w:r>
+      <w:proofErr w:type="spellEnd"/>
+      <w:r>
+        <w:rPr>
+          <w:rFonts w:ascii="Calibri" w:hAnsi="Calibri" w:cs="Calibri"/>
+        </w:rPr>
+        <w:t xml:space="preserve"> (2026, p. 24)</w:t>
       </w:r>
       <w:r>
         <w:rPr>
@@ -3530,7 +3703,6 @@
   <w:style w:type="character" w:default="1" w:styleId="DefaultParagraphFont">
     <w:name w:val="Default Paragraph Font"/>
     <w:uiPriority w:val="1"/>
-    <w:semiHidden/>
     <w:unhideWhenUsed/>
   </w:style>
   <w:style w:type="table" w:default="1" w:styleId="TableNormal">
